--- a/docs/SIMULANDO_2_DEVS.docx
+++ b/docs/SIMULANDO_2_DEVS.docx
@@ -403,6 +403,125 @@
               <w:pStyle w:val="Compact"/>
             </w:pPr>
             <w:r>
+              <w:t xml:space="preserve">Conta no GitHub</w:t>
+            </w:r>
+          </w:p>
+        </w:tc>
+        <w:tc>
+          <w:tcPr/>
+          <w:p>
+            <w:pPr>
+              <w:pStyle w:val="Compact"/>
+            </w:pPr>
+            <w:r>
+              <w:rPr>
+                <w:b/>
+                <w:bCs/>
+              </w:rPr>
+              <w:t xml:space="preserve">sca-dev1</w:t>
+            </w:r>
+          </w:p>
+        </w:tc>
+        <w:tc>
+          <w:tcPr/>
+          <w:p>
+            <w:pPr>
+              <w:pStyle w:val="Compact"/>
+            </w:pPr>
+            <w:r>
+              <w:rPr>
+                <w:b/>
+                <w:bCs/>
+              </w:rPr>
+              <w:t xml:space="preserve">sca-dev2</w:t>
+            </w:r>
+          </w:p>
+        </w:tc>
+        <w:tc>
+          <w:tcPr/>
+          <w:p>
+            <w:pPr>
+              <w:pStyle w:val="Compact"/>
+            </w:pPr>
+            <w:r>
+              <w:rPr>
+                <w:b/>
+                <w:bCs/>
+              </w:rPr>
+              <w:t xml:space="preserve">ScaTecnologia</w:t>
+            </w:r>
+            <w:r>
+              <w:t xml:space="preserve"> </w:t>
+            </w:r>
+            <w:r>
+              <w:t xml:space="preserve">(tech lead/admin)</w:t>
+            </w:r>
+          </w:p>
+        </w:tc>
+      </w:tr>
+      <w:tr>
+        <w:tc>
+          <w:tcPr/>
+          <w:p>
+            <w:pPr>
+              <w:pStyle w:val="Compact"/>
+            </w:pPr>
+            <w:r>
+              <w:t xml:space="preserve">Chave SSH usada no push</w:t>
+            </w:r>
+          </w:p>
+        </w:tc>
+        <w:tc>
+          <w:tcPr/>
+          <w:p>
+            <w:pPr>
+              <w:pStyle w:val="Compact"/>
+            </w:pPr>
+            <w:r>
+              <w:rPr>
+                <w:rStyle w:val="VerbatimChar"/>
+              </w:rPr>
+              <w:t xml:space="preserve">~/.ssh/id_ed25519_dev1</w:t>
+            </w:r>
+          </w:p>
+        </w:tc>
+        <w:tc>
+          <w:tcPr/>
+          <w:p>
+            <w:pPr>
+              <w:pStyle w:val="Compact"/>
+            </w:pPr>
+            <w:r>
+              <w:rPr>
+                <w:rStyle w:val="VerbatimChar"/>
+              </w:rPr>
+              <w:t xml:space="preserve">~/.ssh/id_ed25519_dev2</w:t>
+            </w:r>
+          </w:p>
+        </w:tc>
+        <w:tc>
+          <w:tcPr/>
+          <w:p>
+            <w:pPr>
+              <w:pStyle w:val="Compact"/>
+            </w:pPr>
+            <w:r>
+              <w:rPr>
+                <w:rStyle w:val="VerbatimChar"/>
+              </w:rPr>
+              <w:t xml:space="preserve">~/.ssh/id_ed25519</w:t>
+            </w:r>
+          </w:p>
+        </w:tc>
+      </w:tr>
+      <w:tr>
+        <w:tc>
+          <w:tcPr/>
+          <w:p>
+            <w:pPr>
+              <w:pStyle w:val="Compact"/>
+            </w:pPr>
+            <w:r>
               <w:t xml:space="preserve">Autor dos commits</w:t>
             </w:r>
           </w:p>
@@ -419,6 +538,12 @@
               </w:rPr>
               <w:t xml:space="preserve">Dev 1</w:t>
             </w:r>
+            <w:r>
+              <w:t xml:space="preserve"> </w:t>
+            </w:r>
+            <w:r>
+              <w:t xml:space="preserve">(ligado ao perfil sca-dev1)</w:t>
+            </w:r>
           </w:p>
         </w:tc>
         <w:tc>
@@ -433,6 +558,12 @@
               </w:rPr>
               <w:t xml:space="preserve">Dev 2</w:t>
             </w:r>
+            <w:r>
+              <w:t xml:space="preserve"> </w:t>
+            </w:r>
+            <w:r>
+              <w:t xml:space="preserve">(ligado ao perfil sca-dev2)</w:t>
+            </w:r>
           </w:p>
         </w:tc>
         <w:tc>
@@ -698,6 +829,294 @@
     <w:p>
       <w:pPr>
         <w:pStyle w:val="BodyText"/>
+      </w:pPr>
+      <w:r>
+        <w:rPr>
+          <w:b/>
+          <w:bCs/>
+        </w:rPr>
+        <w:t xml:space="preserve">Quem é quem é decidido pela pasta</w:t>
+      </w:r>
+      <w:r>
+        <w:t xml:space="preserve">, sem você precisar fazer nada: cada pasta tem seu</w:t>
+      </w:r>
+      <w:r>
+        <w:t xml:space="preserve"> </w:t>
+      </w:r>
+      <w:r>
+        <w:rPr>
+          <w:rStyle w:val="VerbatimChar"/>
+        </w:rPr>
+        <w:t xml:space="preserve">user.name</w:t>
+      </w:r>
+      <w:r>
+        <w:t xml:space="preserve">/</w:t>
+      </w:r>
+      <w:r>
+        <w:rPr>
+          <w:rStyle w:val="VerbatimChar"/>
+        </w:rPr>
+        <w:t xml:space="preserve">user.email</w:t>
+      </w:r>
+      <w:r>
+        <w:t xml:space="preserve"> </w:t>
+      </w:r>
+      <w:r>
+        <w:t xml:space="preserve">e sua chave SSH (</w:t>
+      </w:r>
+      <w:r>
+        <w:rPr>
+          <w:rStyle w:val="VerbatimChar"/>
+        </w:rPr>
+        <w:t xml:space="preserve">git config core.sshCommand</w:t>
+      </w:r>
+      <w:r>
+        <w:t xml:space="preserve">). Um</w:t>
+      </w:r>
+      <w:r>
+        <w:t xml:space="preserve"> </w:t>
+      </w:r>
+      <w:r>
+        <w:rPr>
+          <w:rStyle w:val="VerbatimChar"/>
+        </w:rPr>
+        <w:t xml:space="preserve">git push</w:t>
+      </w:r>
+      <w:r>
+        <w:t xml:space="preserve"> </w:t>
+      </w:r>
+      <w:r>
+        <w:t xml:space="preserve">feito em</w:t>
+      </w:r>
+      <w:r>
+        <w:t xml:space="preserve"> </w:t>
+      </w:r>
+      <w:r>
+        <w:rPr>
+          <w:rStyle w:val="VerbatimChar"/>
+        </w:rPr>
+        <w:t xml:space="preserve">~/devs/dev1/...</w:t>
+      </w:r>
+      <w:r>
+        <w:t xml:space="preserve"> </w:t>
+      </w:r>
+      <w:r>
+        <w:t xml:space="preserve">chega ao GitHub como</w:t>
+      </w:r>
+      <w:r>
+        <w:t xml:space="preserve"> </w:t>
+      </w:r>
+      <w:r>
+        <w:rPr>
+          <w:b/>
+          <w:bCs/>
+        </w:rPr>
+        <w:t xml:space="preserve">sca-dev1</w:t>
+      </w:r>
+      <w:r>
+        <w:t xml:space="preserve">.</w:t>
+      </w:r>
+    </w:p>
+    <w:p>
+      <w:pPr>
+        <w:pStyle w:val="BodyText"/>
+      </w:pPr>
+      <w:r>
+        <w:rPr>
+          <w:b/>
+          <w:bCs/>
+        </w:rPr>
+        <w:t xml:space="preserve">No navegador</w:t>
+      </w:r>
+      <w:r>
+        <w:t xml:space="preserve">, use uma janela para cada conta — por exemplo, a janela normal logada como ScaTecnologia e uma</w:t>
+      </w:r>
+      <w:r>
+        <w:t xml:space="preserve"> </w:t>
+      </w:r>
+      <w:r>
+        <w:rPr>
+          <w:b/>
+          <w:bCs/>
+        </w:rPr>
+        <w:t xml:space="preserve">janela anônima</w:t>
+      </w:r>
+      <w:r>
+        <w:t xml:space="preserve"> </w:t>
+      </w:r>
+      <w:r>
+        <w:t xml:space="preserve">(ou outro perfil do Chrome) logada como sca-dev1 ou sca-dev2.</w:t>
+      </w:r>
+    </w:p>
+    <w:p>
+      <w:pPr>
+        <w:pStyle w:val="BodyText"/>
+      </w:pPr>
+      <w:r>
+        <w:rPr>
+          <w:b/>
+          <w:bCs/>
+        </w:rPr>
+        <w:t xml:space="preserve">No</w:t>
+      </w:r>
+      <w:r>
+        <w:rPr>
+          <w:b/>
+          <w:bCs/>
+        </w:rPr>
+        <w:t xml:space="preserve"> </w:t>
+      </w:r>
+      <w:r>
+        <w:rPr>
+          <w:rStyle w:val="VerbatimChar"/>
+          <w:b/>
+          <w:bCs/>
+        </w:rPr>
+        <w:t xml:space="preserve">gh</w:t>
+      </w:r>
+      <w:r>
+        <w:rPr>
+          <w:b/>
+          <w:bCs/>
+        </w:rPr>
+        <w:t xml:space="preserve"> </w:t>
+      </w:r>
+      <w:r>
+        <w:rPr>
+          <w:b/>
+          <w:bCs/>
+        </w:rPr>
+        <w:t xml:space="preserve">(terminal)</w:t>
+      </w:r>
+      <w:r>
+        <w:t xml:space="preserve">, as 3 contas estão conectadas; escolha a ativa antes de usar:</w:t>
+      </w:r>
+    </w:p>
+    <w:p>
+      <w:pPr>
+        <w:pStyle w:val="SourceCode"/>
+      </w:pPr>
+      <w:r>
+        <w:rPr>
+          <w:rStyle w:val="ExtensionTok"/>
+        </w:rPr>
+        <w:t xml:space="preserve">gh</w:t>
+      </w:r>
+      <w:r>
+        <w:rPr>
+          <w:rStyle w:val="NormalTok"/>
+        </w:rPr>
+        <w:t xml:space="preserve"> auth switch </w:t>
+      </w:r>
+      <w:r>
+        <w:rPr>
+          <w:rStyle w:val="AttributeTok"/>
+        </w:rPr>
+        <w:t xml:space="preserve">-u</w:t>
+      </w:r>
+      <w:r>
+        <w:rPr>
+          <w:rStyle w:val="NormalTok"/>
+        </w:rPr>
+        <w:t xml:space="preserve"> sca-dev1        </w:t>
+      </w:r>
+      <w:r>
+        <w:rPr>
+          <w:rStyle w:val="CommentTok"/>
+        </w:rPr>
+        <w:t xml:space="preserve"># agir como Dev 1 (assumir card, abrir PR...)</w:t>
+      </w:r>
+      <w:r>
+        <w:br/>
+      </w:r>
+      <w:r>
+        <w:rPr>
+          <w:rStyle w:val="ExtensionTok"/>
+        </w:rPr>
+        <w:t xml:space="preserve">gh</w:t>
+      </w:r>
+      <w:r>
+        <w:rPr>
+          <w:rStyle w:val="NormalTok"/>
+        </w:rPr>
+        <w:t xml:space="preserve"> auth switch </w:t>
+      </w:r>
+      <w:r>
+        <w:rPr>
+          <w:rStyle w:val="AttributeTok"/>
+        </w:rPr>
+        <w:t xml:space="preserve">-u</w:t>
+      </w:r>
+      <w:r>
+        <w:rPr>
+          <w:rStyle w:val="NormalTok"/>
+        </w:rPr>
+        <w:t xml:space="preserve"> sca-dev2        </w:t>
+      </w:r>
+      <w:r>
+        <w:rPr>
+          <w:rStyle w:val="CommentTok"/>
+        </w:rPr>
+        <w:t xml:space="preserve"># agir como Dev 2 (ex.: aprovar o PR do Dev 1)</w:t>
+      </w:r>
+      <w:r>
+        <w:br/>
+      </w:r>
+      <w:r>
+        <w:rPr>
+          <w:rStyle w:val="ExtensionTok"/>
+        </w:rPr>
+        <w:t xml:space="preserve">gh</w:t>
+      </w:r>
+      <w:r>
+        <w:rPr>
+          <w:rStyle w:val="NormalTok"/>
+        </w:rPr>
+        <w:t xml:space="preserve"> auth switch </w:t>
+      </w:r>
+      <w:r>
+        <w:rPr>
+          <w:rStyle w:val="AttributeTok"/>
+        </w:rPr>
+        <w:t xml:space="preserve">-u</w:t>
+      </w:r>
+      <w:r>
+        <w:rPr>
+          <w:rStyle w:val="NormalTok"/>
+        </w:rPr>
+        <w:t xml:space="preserve"> ScaTecnologia   </w:t>
+      </w:r>
+      <w:r>
+        <w:rPr>
+          <w:rStyle w:val="CommentTok"/>
+        </w:rPr>
+        <w:t xml:space="preserve"># voltar a ser o admin</w:t>
+      </w:r>
+      <w:r>
+        <w:br/>
+      </w:r>
+      <w:r>
+        <w:rPr>
+          <w:rStyle w:val="ExtensionTok"/>
+        </w:rPr>
+        <w:t xml:space="preserve">gh</w:t>
+      </w:r>
+      <w:r>
+        <w:rPr>
+          <w:rStyle w:val="NormalTok"/>
+        </w:rPr>
+        <w:t xml:space="preserve"> auth status                    </w:t>
+      </w:r>
+      <w:r>
+        <w:rPr>
+          <w:rStyle w:val="CommentTok"/>
+        </w:rPr>
+        <w:t xml:space="preserve"># mostra qual está ativa</w:t>
+      </w:r>
+    </w:p>
+    <w:p>
+      <w:pPr>
+        <w:pStyle w:val="FirstParagraph"/>
       </w:pPr>
       <w:r>
         <w:rPr>
@@ -1163,7 +1582,20 @@
         <w:t xml:space="preserve"> </w:t>
       </w:r>
       <w:r>
-        <w:t xml:space="preserve">— no GitHub, abra a issue,</w:t>
+        <w:t xml:space="preserve">— na janela logada como</w:t>
+      </w:r>
+      <w:r>
+        <w:t xml:space="preserve"> </w:t>
+      </w:r>
+      <w:r>
+        <w:rPr>
+          <w:b/>
+          <w:bCs/>
+        </w:rPr>
+        <w:t xml:space="preserve">sca-dev1</w:t>
+      </w:r>
+      <w:r>
+        <w:t xml:space="preserve">, abra a issue,</w:t>
       </w:r>
       <w:r>
         <w:t xml:space="preserve"> </w:t>
@@ -1179,7 +1611,33 @@
         <w:t xml:space="preserve"> </w:t>
       </w:r>
       <w:r>
-        <w:t xml:space="preserve">→ você;</w:t>
+        <w:t xml:space="preserve">→</w:t>
+      </w:r>
+      <w:r>
+        <w:t xml:space="preserve"> </w:t>
+      </w:r>
+      <w:r>
+        <w:rPr>
+          <w:i/>
+          <w:iCs/>
+        </w:rPr>
+        <w:t xml:space="preserve">assign yourself</w:t>
+      </w:r>
+      <w:r>
+        <w:t xml:space="preserve">; mova o card para</w:t>
+      </w:r>
+      <w:r>
+        <w:t xml:space="preserve"> </w:t>
+      </w:r>
+      <w:r>
+        <w:rPr>
+          <w:b/>
+          <w:bCs/>
+        </w:rPr>
+        <w:t xml:space="preserve">Em Progresso</w:t>
+      </w:r>
+      <w:r>
+        <w:t xml:space="preserve">;</w:t>
       </w:r>
       <w:r>
         <w:t xml:space="preserve"> </w:t>
@@ -1347,10 +1805,26 @@
           <w:b/>
           <w:bCs/>
         </w:rPr>
-        <w:t xml:space="preserve">Dev 2 faz o mesmo na pasta dele</w:t>
-      </w:r>
-      <w:r>
-        <w:t xml:space="preserve">:</w:t>
+        <w:t xml:space="preserve">Dev 2 faz o mesmo</w:t>
+      </w:r>
+      <w:r>
+        <w:t xml:space="preserve"> </w:t>
+      </w:r>
+      <w:r>
+        <w:t xml:space="preserve">— na janela logada como</w:t>
+      </w:r>
+      <w:r>
+        <w:t xml:space="preserve"> </w:t>
+      </w:r>
+      <w:r>
+        <w:rPr>
+          <w:b/>
+          <w:bCs/>
+        </w:rPr>
+        <w:t xml:space="preserve">sca-dev2</w:t>
+      </w:r>
+      <w:r>
+        <w:t xml:space="preserve">, e na pasta dele:</w:t>
       </w:r>
     </w:p>
     <w:p>
@@ -1658,7 +2132,10 @@
         <w:t xml:space="preserve">Resolve #&lt;número do card&gt;</w:t>
       </w:r>
       <w:r>
-        <w:t xml:space="preserve">. O CI roda; o card vai para</w:t>
+        <w:t xml:space="preserve"> </w:t>
+      </w:r>
+      <w:r>
+        <w:t xml:space="preserve">(na janela do próprio dev). O CI roda; o card vai para</w:t>
       </w:r>
       <w:r>
         <w:t xml:space="preserve"> </w:t>
@@ -1669,6 +2146,162 @@
           <w:bCs/>
         </w:rPr>
         <w:t xml:space="preserve">Em Revisão</w:t>
+      </w:r>
+      <w:r>
+        <w:t xml:space="preserve">.</w:t>
+      </w:r>
+    </w:p>
+    <w:p>
+      <w:pPr>
+        <w:numPr>
+          <w:ilvl w:val="0"/>
+          <w:numId w:val="1002"/>
+        </w:numPr>
+      </w:pPr>
+      <w:r>
+        <w:rPr>
+          <w:b/>
+          <w:bCs/>
+        </w:rPr>
+        <w:t xml:space="preserve">O outro dev revisa e aprova</w:t>
+      </w:r>
+      <w:r>
+        <w:t xml:space="preserve"> </w:t>
+      </w:r>
+      <w:r>
+        <w:t xml:space="preserve">— ninguém aprova o próprio PR, e a</w:t>
+      </w:r>
+      <w:r>
+        <w:t xml:space="preserve"> </w:t>
+      </w:r>
+      <w:r>
+        <w:rPr>
+          <w:rStyle w:val="VerbatimChar"/>
+        </w:rPr>
+        <w:t xml:space="preserve">main</w:t>
+      </w:r>
+      <w:r>
+        <w:t xml:space="preserve"> </w:t>
+      </w:r>
+      <w:r>
+        <w:t xml:space="preserve">exige 1 aprovação de code owner. Na janela logada como</w:t>
+      </w:r>
+      <w:r>
+        <w:t xml:space="preserve"> </w:t>
+      </w:r>
+      <w:r>
+        <w:rPr>
+          <w:b/>
+          <w:bCs/>
+        </w:rPr>
+        <w:t xml:space="preserve">sca-dev2</w:t>
+      </w:r>
+      <w:r>
+        <w:t xml:space="preserve">, abra o PR do Dev 1 → aba</w:t>
+      </w:r>
+      <w:r>
+        <w:t xml:space="preserve"> </w:t>
+      </w:r>
+      <w:r>
+        <w:rPr>
+          <w:i/>
+          <w:iCs/>
+        </w:rPr>
+        <w:t xml:space="preserve">Files changed</w:t>
+      </w:r>
+      <w:r>
+        <w:t xml:space="preserve"> </w:t>
+      </w:r>
+      <w:r>
+        <w:t xml:space="preserve">→ leia, comente se precisar →</w:t>
+      </w:r>
+      <w:r>
+        <w:t xml:space="preserve"> </w:t>
+      </w:r>
+      <w:r>
+        <w:rPr>
+          <w:b/>
+          <w:bCs/>
+        </w:rPr>
+        <w:t xml:space="preserve">Review changes → Approve</w:t>
+      </w:r>
+      <w:r>
+        <w:t xml:space="preserve">. (E o Dev 1 faz o mesmo com o PR do Dev 2.) Pelo terminal:</w:t>
+      </w:r>
+      <w:r>
+        <w:t xml:space="preserve"> </w:t>
+      </w:r>
+      <w:r>
+        <w:rPr>
+          <w:rStyle w:val="VerbatimChar"/>
+        </w:rPr>
+        <w:t xml:space="preserve">gh auth switch -u sca-dev2 &amp;&amp; gh pr review &lt;n&gt; --approve</w:t>
+      </w:r>
+      <w:r>
+        <w:t xml:space="preserve">.</w:t>
+      </w:r>
+    </w:p>
+    <w:p>
+      <w:pPr>
+        <w:numPr>
+          <w:ilvl w:val="0"/>
+          <w:numId w:val="1002"/>
+        </w:numPr>
+      </w:pPr>
+      <w:r>
+        <w:rPr>
+          <w:b/>
+          <w:bCs/>
+        </w:rPr>
+        <w:t xml:space="preserve">Merge</w:t>
+      </w:r>
+      <w:r>
+        <w:t xml:space="preserve"> </w:t>
+      </w:r>
+      <w:r>
+        <w:t xml:space="preserve">— com CI verde</w:t>
+      </w:r>
+      <w:r>
+        <w:t xml:space="preserve"> </w:t>
+      </w:r>
+      <w:r>
+        <w:rPr>
+          <w:b/>
+          <w:bCs/>
+        </w:rPr>
+        <w:t xml:space="preserve">e</w:t>
+      </w:r>
+      <w:r>
+        <w:t xml:space="preserve"> </w:t>
+      </w:r>
+      <w:r>
+        <w:t xml:space="preserve">aprovação, o botão</w:t>
+      </w:r>
+      <w:r>
+        <w:t xml:space="preserve"> </w:t>
+      </w:r>
+      <w:r>
+        <w:rPr>
+          <w:b/>
+          <w:bCs/>
+        </w:rPr>
+        <w:t xml:space="preserve">Merge pull request</w:t>
+      </w:r>
+      <w:r>
+        <w:t xml:space="preserve"> </w:t>
+      </w:r>
+      <w:r>
+        <w:t xml:space="preserve">libera (para qualquer um do time). A issue fecha e o card vai para</w:t>
+      </w:r>
+      <w:r>
+        <w:t xml:space="preserve"> </w:t>
+      </w:r>
+      <w:r>
+        <w:rPr>
+          <w:b/>
+          <w:bCs/>
+        </w:rPr>
+        <w:t xml:space="preserve">Concluído</w:t>
       </w:r>
       <w:r>
         <w:t xml:space="preserve">.</w:t>
@@ -2197,6 +2830,187 @@
           </w:p>
         </w:tc>
       </w:tr>
+      <w:tr>
+        <w:tc>
+          <w:tcPr/>
+          <w:p>
+            <w:pPr>
+              <w:pStyle w:val="Compact"/>
+            </w:pPr>
+            <w:r>
+              <w:t xml:space="preserve">Botão de merge bloqueado: "Review required"</w:t>
+            </w:r>
+          </w:p>
+        </w:tc>
+        <w:tc>
+          <w:tcPr/>
+          <w:p>
+            <w:pPr>
+              <w:pStyle w:val="Compact"/>
+            </w:pPr>
+            <w:r>
+              <w:t xml:space="preserve">Falta a aprovação de</w:t>
+            </w:r>
+            <w:r>
+              <w:t xml:space="preserve"> </w:t>
+            </w:r>
+            <w:r>
+              <w:rPr>
+                <w:b/>
+                <w:bCs/>
+              </w:rPr>
+              <w:t xml:space="preserve">outra</w:t>
+            </w:r>
+            <w:r>
+              <w:t xml:space="preserve"> </w:t>
+            </w:r>
+            <w:r>
+              <w:t xml:space="preserve">conta</w:t>
+            </w:r>
+          </w:p>
+        </w:tc>
+        <w:tc>
+          <w:tcPr/>
+          <w:p>
+            <w:pPr>
+              <w:pStyle w:val="Compact"/>
+            </w:pPr>
+            <w:r>
+              <w:t xml:space="preserve">Aprove na janela do outro dev (seção 4, passo 5)</w:t>
+            </w:r>
+          </w:p>
+        </w:tc>
+      </w:tr>
+      <w:tr>
+        <w:tc>
+          <w:tcPr/>
+          <w:p>
+            <w:pPr>
+              <w:pStyle w:val="Compact"/>
+            </w:pPr>
+            <w:r>
+              <w:rPr>
+                <w:rStyle w:val="VerbatimChar"/>
+              </w:rPr>
+              <w:t xml:space="preserve">Permission denied (publickey)</w:t>
+            </w:r>
+            <w:r>
+              <w:t xml:space="preserve"> </w:t>
+            </w:r>
+            <w:r>
+              <w:t xml:space="preserve">no push</w:t>
+            </w:r>
+          </w:p>
+        </w:tc>
+        <w:tc>
+          <w:tcPr/>
+          <w:p>
+            <w:pPr>
+              <w:pStyle w:val="Compact"/>
+            </w:pPr>
+            <w:r>
+              <w:t xml:space="preserve">A chave da pasta não está cadastrada na conta do dev</w:t>
+            </w:r>
+          </w:p>
+        </w:tc>
+        <w:tc>
+          <w:tcPr/>
+          <w:p>
+            <w:pPr>
+              <w:pStyle w:val="Compact"/>
+            </w:pPr>
+            <w:r>
+              <w:rPr>
+                <w:rStyle w:val="VerbatimChar"/>
+              </w:rPr>
+              <w:t xml:space="preserve">ssh -i ~/.ssh/id_ed25519_devN -o IdentitiesOnly=yes -T git@github.com</w:t>
+            </w:r>
+            <w:r>
+              <w:t xml:space="preserve"> </w:t>
+            </w:r>
+            <w:r>
+              <w:t xml:space="preserve">deve responder</w:t>
+            </w:r>
+            <w:r>
+              <w:t xml:space="preserve"> </w:t>
+            </w:r>
+            <w:r>
+              <w:rPr>
+                <w:rStyle w:val="VerbatimChar"/>
+              </w:rPr>
+              <w:t xml:space="preserve">Hi sca-devN!</w:t>
+            </w:r>
+          </w:p>
+        </w:tc>
+      </w:tr>
+      <w:tr>
+        <w:tc>
+          <w:tcPr/>
+          <w:p>
+            <w:pPr>
+              <w:pStyle w:val="Compact"/>
+            </w:pPr>
+            <w:r>
+              <w:t xml:space="preserve">O</w:t>
+            </w:r>
+            <w:r>
+              <w:t xml:space="preserve"> </w:t>
+            </w:r>
+            <w:r>
+              <w:rPr>
+                <w:rStyle w:val="VerbatimChar"/>
+              </w:rPr>
+              <w:t xml:space="preserve">gh</w:t>
+            </w:r>
+            <w:r>
+              <w:t xml:space="preserve"> </w:t>
+            </w:r>
+            <w:r>
+              <w:t xml:space="preserve">fez algo com a conta errada</w:t>
+            </w:r>
+          </w:p>
+        </w:tc>
+        <w:tc>
+          <w:tcPr/>
+          <w:p>
+            <w:pPr>
+              <w:pStyle w:val="Compact"/>
+            </w:pPr>
+            <w:r>
+              <w:t xml:space="preserve">A conta ativa é outra</w:t>
+            </w:r>
+          </w:p>
+        </w:tc>
+        <w:tc>
+          <w:tcPr/>
+          <w:p>
+            <w:pPr>
+              <w:pStyle w:val="Compact"/>
+            </w:pPr>
+            <w:r>
+              <w:rPr>
+                <w:rStyle w:val="VerbatimChar"/>
+              </w:rPr>
+              <w:t xml:space="preserve">gh auth status</w:t>
+            </w:r>
+            <w:r>
+              <w:t xml:space="preserve"> </w:t>
+            </w:r>
+            <w:r>
+              <w:t xml:space="preserve">e</w:t>
+            </w:r>
+            <w:r>
+              <w:t xml:space="preserve"> </w:t>
+            </w:r>
+            <w:r>
+              <w:rPr>
+                <w:rStyle w:val="VerbatimChar"/>
+              </w:rPr>
+              <w:t xml:space="preserve">gh auth switch -u &lt;conta&gt;</w:t>
+            </w:r>
+          </w:p>
+        </w:tc>
+      </w:tr>
     </w:tbl>
     <w:bookmarkEnd w:id="14"/>
     <w:bookmarkStart w:id="15" w:name="X42a388f7f1e9004fe7b6349ddcfc32b75d1cc97"/>
@@ -2557,7 +3371,336 @@
         <w:pStyle w:val="FirstParagraph"/>
       </w:pPr>
       <w:r>
-        <w:t xml:space="preserve">Os commits saem com autor "Dev 1"/"Dev 2", mas o</w:t>
+        <w:t xml:space="preserve">Depois, para cada dev com</w:t>
+      </w:r>
+      <w:r>
+        <w:t xml:space="preserve"> </w:t>
+      </w:r>
+      <w:r>
+        <w:rPr>
+          <w:b/>
+          <w:bCs/>
+        </w:rPr>
+        <w:t xml:space="preserve">conta própria no GitHub</w:t>
+      </w:r>
+      <w:r>
+        <w:t xml:space="preserve"> </w:t>
+      </w:r>
+      <w:r>
+        <w:t xml:space="preserve">(feito em 2026-09-28 com sca-dev1 e sca-dev2):</w:t>
+      </w:r>
+    </w:p>
+    <w:p>
+      <w:pPr>
+        <w:pStyle w:val="SourceCode"/>
+      </w:pPr>
+      <w:r>
+        <w:rPr>
+          <w:rStyle w:val="CommentTok"/>
+        </w:rPr>
+        <w:t xml:space="preserve"># 1. Chave SSH do dev, usada só pela pasta dele</w:t>
+      </w:r>
+      <w:r>
+        <w:br/>
+      </w:r>
+      <w:r>
+        <w:rPr>
+          <w:rStyle w:val="FunctionTok"/>
+        </w:rPr>
+        <w:t xml:space="preserve">ssh-keygen</w:t>
+      </w:r>
+      <w:r>
+        <w:rPr>
+          <w:rStyle w:val="NormalTok"/>
+        </w:rPr>
+        <w:t xml:space="preserve"> </w:t>
+      </w:r>
+      <w:r>
+        <w:rPr>
+          <w:rStyle w:val="AttributeTok"/>
+        </w:rPr>
+        <w:t xml:space="preserve">-t</w:t>
+      </w:r>
+      <w:r>
+        <w:rPr>
+          <w:rStyle w:val="NormalTok"/>
+        </w:rPr>
+        <w:t xml:space="preserve"> ed25519 </w:t>
+      </w:r>
+      <w:r>
+        <w:rPr>
+          <w:rStyle w:val="AttributeTok"/>
+        </w:rPr>
+        <w:t xml:space="preserve">-N</w:t>
+      </w:r>
+      <w:r>
+        <w:rPr>
+          <w:rStyle w:val="NormalTok"/>
+        </w:rPr>
+        <w:t xml:space="preserve"> </w:t>
+      </w:r>
+      <w:r>
+        <w:rPr>
+          <w:rStyle w:val="StringTok"/>
+        </w:rPr>
+        <w:t xml:space="preserve">""</w:t>
+      </w:r>
+      <w:r>
+        <w:rPr>
+          <w:rStyle w:val="NormalTok"/>
+        </w:rPr>
+        <w:t xml:space="preserve"> </w:t>
+      </w:r>
+      <w:r>
+        <w:rPr>
+          <w:rStyle w:val="AttributeTok"/>
+        </w:rPr>
+        <w:t xml:space="preserve">-C</w:t>
+      </w:r>
+      <w:r>
+        <w:rPr>
+          <w:rStyle w:val="NormalTok"/>
+        </w:rPr>
+        <w:t xml:space="preserve"> </w:t>
+      </w:r>
+      <w:r>
+        <w:rPr>
+          <w:rStyle w:val="StringTok"/>
+        </w:rPr>
+        <w:t xml:space="preserve">"devN@laboratorio-claude-code"</w:t>
+      </w:r>
+      <w:r>
+        <w:rPr>
+          <w:rStyle w:val="NormalTok"/>
+        </w:rPr>
+        <w:t xml:space="preserve"> </w:t>
+      </w:r>
+      <w:r>
+        <w:rPr>
+          <w:rStyle w:val="AttributeTok"/>
+        </w:rPr>
+        <w:t xml:space="preserve">-f</w:t>
+      </w:r>
+      <w:r>
+        <w:rPr>
+          <w:rStyle w:val="NormalTok"/>
+        </w:rPr>
+        <w:t xml:space="preserve"> ~/.ssh/id_ed25519_devN</w:t>
+      </w:r>
+      <w:r>
+        <w:br/>
+      </w:r>
+      <w:r>
+        <w:rPr>
+          <w:rStyle w:val="FunctionTok"/>
+        </w:rPr>
+        <w:t xml:space="preserve">git</w:t>
+      </w:r>
+      <w:r>
+        <w:rPr>
+          <w:rStyle w:val="NormalTok"/>
+        </w:rPr>
+        <w:t xml:space="preserve"> </w:t>
+      </w:r>
+      <w:r>
+        <w:rPr>
+          <w:rStyle w:val="AttributeTok"/>
+        </w:rPr>
+        <w:t xml:space="preserve">-C</w:t>
+      </w:r>
+      <w:r>
+        <w:rPr>
+          <w:rStyle w:val="NormalTok"/>
+        </w:rPr>
+        <w:t xml:space="preserve"> ~/devs/devN/laboratorio-claude-code config core.sshCommand </w:t>
+      </w:r>
+      <w:r>
+        <w:rPr>
+          <w:rStyle w:val="StringTok"/>
+        </w:rPr>
+        <w:t xml:space="preserve">"ssh -i ~/.ssh/id_ed25519_devN -o IdentitiesOnly=yes"</w:t>
+      </w:r>
+      <w:r>
+        <w:br/>
+      </w:r>
+      <w:r>
+        <w:rPr>
+          <w:rStyle w:val="CommentTok"/>
+        </w:rPr>
+        <w:t xml:space="preserve">#    → cadastrar o .pub em https://github.com/settings/ssh/new, logado na conta do dev</w:t>
+      </w:r>
+      <w:r>
+        <w:br/>
+      </w:r>
+      <w:r>
+        <w:br/>
+      </w:r>
+      <w:r>
+        <w:rPr>
+          <w:rStyle w:val="CommentTok"/>
+        </w:rPr>
+        <w:t xml:space="preserve"># 2. E-mail interno do GitHub (liga os commits ao perfil sem expor o e-mail real)</w:t>
+      </w:r>
+      <w:r>
+        <w:br/>
+      </w:r>
+      <w:r>
+        <w:rPr>
+          <w:rStyle w:val="FunctionTok"/>
+        </w:rPr>
+        <w:t xml:space="preserve">git</w:t>
+      </w:r>
+      <w:r>
+        <w:rPr>
+          <w:rStyle w:val="NormalTok"/>
+        </w:rPr>
+        <w:t xml:space="preserve"> </w:t>
+      </w:r>
+      <w:r>
+        <w:rPr>
+          <w:rStyle w:val="AttributeTok"/>
+        </w:rPr>
+        <w:t xml:space="preserve">-C</w:t>
+      </w:r>
+      <w:r>
+        <w:rPr>
+          <w:rStyle w:val="NormalTok"/>
+        </w:rPr>
+        <w:t xml:space="preserve"> ~/devs/devN/laboratorio-claude-code config user.email </w:t>
+      </w:r>
+      <w:r>
+        <w:rPr>
+          <w:rStyle w:val="StringTok"/>
+        </w:rPr>
+        <w:t xml:space="preserve">"&lt;id&gt;+&lt;usuário&gt;@users.noreply.github.com"</w:t>
+      </w:r>
+      <w:r>
+        <w:br/>
+      </w:r>
+      <w:r>
+        <w:br/>
+      </w:r>
+      <w:r>
+        <w:rPr>
+          <w:rStyle w:val="CommentTok"/>
+        </w:rPr>
+        <w:t xml:space="preserve"># 3. Colaborador com permissão Write (admin) e login do gh (cada conta autoriza o próprio código)</w:t>
+      </w:r>
+      <w:r>
+        <w:br/>
+      </w:r>
+      <w:r>
+        <w:rPr>
+          <w:rStyle w:val="ExtensionTok"/>
+        </w:rPr>
+        <w:t xml:space="preserve">gh</w:t>
+      </w:r>
+      <w:r>
+        <w:rPr>
+          <w:rStyle w:val="NormalTok"/>
+        </w:rPr>
+        <w:t xml:space="preserve"> api </w:t>
+      </w:r>
+      <w:r>
+        <w:rPr>
+          <w:rStyle w:val="AttributeTok"/>
+        </w:rPr>
+        <w:t xml:space="preserve">-X</w:t>
+      </w:r>
+      <w:r>
+        <w:rPr>
+          <w:rStyle w:val="NormalTok"/>
+        </w:rPr>
+        <w:t xml:space="preserve"> PUT repos/ScaTecnologia/laboratorio-claude-code/collaborators/</w:t>
+      </w:r>
+      <w:r>
+        <w:rPr>
+          <w:rStyle w:val="OperatorTok"/>
+        </w:rPr>
+        <w:t xml:space="preserve">&lt;</w:t>
+      </w:r>
+      <w:r>
+        <w:rPr>
+          <w:rStyle w:val="NormalTok"/>
+        </w:rPr>
+        <w:t xml:space="preserve">usuário</w:t>
+      </w:r>
+      <w:r>
+        <w:rPr>
+          <w:rStyle w:val="OperatorTok"/>
+        </w:rPr>
+        <w:t xml:space="preserve">&gt;</w:t>
+      </w:r>
+      <w:r>
+        <w:rPr>
+          <w:rStyle w:val="NormalTok"/>
+        </w:rPr>
+        <w:t xml:space="preserve"> -f permission=push</w:t>
+      </w:r>
+      <w:r>
+        <w:br/>
+      </w:r>
+      <w:r>
+        <w:rPr>
+          <w:rStyle w:val="ExtensionTok"/>
+        </w:rPr>
+        <w:t xml:space="preserve">gh</w:t>
+      </w:r>
+      <w:r>
+        <w:rPr>
+          <w:rStyle w:val="NormalTok"/>
+        </w:rPr>
+        <w:t xml:space="preserve"> auth login </w:t>
+      </w:r>
+      <w:r>
+        <w:rPr>
+          <w:rStyle w:val="AttributeTok"/>
+        </w:rPr>
+        <w:t xml:space="preserve">-h</w:t>
+      </w:r>
+      <w:r>
+        <w:rPr>
+          <w:rStyle w:val="NormalTok"/>
+        </w:rPr>
+        <w:t xml:space="preserve"> github.com </w:t>
+      </w:r>
+      <w:r>
+        <w:rPr>
+          <w:rStyle w:val="AttributeTok"/>
+        </w:rPr>
+        <w:t xml:space="preserve">-p</w:t>
+      </w:r>
+      <w:r>
+        <w:rPr>
+          <w:rStyle w:val="NormalTok"/>
+        </w:rPr>
+        <w:t xml:space="preserve"> ssh </w:t>
+      </w:r>
+      <w:r>
+        <w:rPr>
+          <w:rStyle w:val="AttributeTok"/>
+        </w:rPr>
+        <w:t xml:space="preserve">--skip-ssh-key</w:t>
+      </w:r>
+      <w:r>
+        <w:rPr>
+          <w:rStyle w:val="NormalTok"/>
+        </w:rPr>
+        <w:t xml:space="preserve"> </w:t>
+      </w:r>
+      <w:r>
+        <w:rPr>
+          <w:rStyle w:val="AttributeTok"/>
+        </w:rPr>
+        <w:t xml:space="preserve">-w</w:t>
+      </w:r>
+    </w:p>
+    <w:p>
+      <w:pPr>
+        <w:pStyle w:val="FirstParagraph"/>
+      </w:pPr>
+      <w:r>
+        <w:t xml:space="preserve">Contas criadas com e-mails</w:t>
       </w:r>
       <w:r>
         <w:t xml:space="preserve"> </w:t>
@@ -2566,13 +3709,13 @@
         <w:rPr>
           <w:rStyle w:val="VerbatimChar"/>
         </w:rPr>
-        <w:t xml:space="preserve">git push</w:t>
-      </w:r>
-      <w:r>
-        <w:t xml:space="preserve"> </w:t>
-      </w:r>
-      <w:r>
-        <w:t xml:space="preserve">usa a sua chave SSH (conta ScaTecnologia) — no GitHub aparece o autor do commit e quem fez o push. Com desenvolvedores reais, cada um usa a própria conta GitHub (ver</w:t>
+        <w:t xml:space="preserve">alexaugusto2+dev1@gmail.com</w:t>
+      </w:r>
+      <w:r>
+        <w:t xml:space="preserve"> </w:t>
+      </w:r>
+      <w:r>
+        <w:t xml:space="preserve">/</w:t>
       </w:r>
       <w:r>
         <w:t xml:space="preserve"> </w:t>
@@ -2581,10 +3724,13 @@
         <w:rPr>
           <w:rStyle w:val="VerbatimChar"/>
         </w:rPr>
-        <w:t xml:space="preserve">docs/COLABORACAO_EQUIPE.md</w:t>
-      </w:r>
-      <w:r>
-        <w:t xml:space="preserve">).</w:t>
+        <w:t xml:space="preserve">+dev2</w:t>
+      </w:r>
+      <w:r>
+        <w:t xml:space="preserve"> </w:t>
+      </w:r>
+      <w:r>
+        <w:t xml:space="preserve">— o Gmail entrega tudo na mesma caixa.</w:t>
       </w:r>
     </w:p>
     <w:bookmarkEnd w:id="15"/>

--- a/docs/SIMULANDO_2_DEVS.docx
+++ b/docs/SIMULANDO_2_DEVS.docx
@@ -1557,7 +1557,7 @@
           <w:rPr>
             <w:rStyle w:val="Hyperlink"/>
           </w:rPr>
-          <w:t xml:space="preserve">https://github.com/users/ScaTecnologia/projects/2</w:t>
+          <w:t xml:space="preserve">https://github.com/orgs/ScaTecnologia-Lab2/projects/1</w:t>
         </w:r>
       </w:hyperlink>
       <w:r>
@@ -3162,7 +3162,7 @@
         <w:rPr>
           <w:rStyle w:val="NormalTok"/>
         </w:rPr>
-        <w:t xml:space="preserve"> clone git@github.com:ScaTecnologia/laboratorio-claude-code.git</w:t>
+        <w:t xml:space="preserve"> clone git@github.com:ScaTecnologia-Lab2/laboratorio-claude-code.git</w:t>
       </w:r>
       <w:r>
         <w:br/>
@@ -3611,7 +3611,7 @@
         <w:rPr>
           <w:rStyle w:val="NormalTok"/>
         </w:rPr>
-        <w:t xml:space="preserve"> PUT repos/ScaTecnologia/laboratorio-claude-code/collaborators/</w:t>
+        <w:t xml:space="preserve"> PUT repos/ScaTecnologia-Lab2/laboratorio-claude-code/collaborators/</w:t>
       </w:r>
       <w:r>
         <w:rPr>

--- a/docs/SIMULANDO_2_DEVS.docx
+++ b/docs/SIMULANDO_2_DEVS.docx
@@ -681,6 +681,52 @@
               <w:pStyle w:val="Compact"/>
             </w:pPr>
             <w:r>
+              <w:t xml:space="preserve">Backend Node direto (só local)</w:t>
+            </w:r>
+          </w:p>
+        </w:tc>
+        <w:tc>
+          <w:tcPr/>
+          <w:p>
+            <w:pPr>
+              <w:pStyle w:val="Compact"/>
+            </w:pPr>
+            <w:r>
+              <w:t xml:space="preserve">3012</w:t>
+            </w:r>
+          </w:p>
+        </w:tc>
+        <w:tc>
+          <w:tcPr/>
+          <w:p>
+            <w:pPr>
+              <w:pStyle w:val="Compact"/>
+            </w:pPr>
+            <w:r>
+              <w:t xml:space="preserve">3022</w:t>
+            </w:r>
+          </w:p>
+        </w:tc>
+        <w:tc>
+          <w:tcPr/>
+          <w:p>
+            <w:pPr>
+              <w:pStyle w:val="Compact"/>
+            </w:pPr>
+            <w:r>
+              <w:t xml:space="preserve">3002</w:t>
+            </w:r>
+          </w:p>
+        </w:tc>
+      </w:tr>
+      <w:tr>
+        <w:tc>
+          <w:tcPr/>
+          <w:p>
+            <w:pPr>
+              <w:pStyle w:val="Compact"/>
+            </w:pPr>
+            <w:r>
               <w:t xml:space="preserve">Postgres (só local)</w:t>
             </w:r>
           </w:p>
@@ -1326,7 +1372,7 @@
               <w:rPr>
                 <w:rStyle w:val="VerbatimChar"/>
               </w:rPr>
-              <w:t xml:space="preserve">docker compose --env-file portas.env logs -f node</w:t>
+              <w:t xml:space="preserve">docker compose --env-file portas.env logs -f backend</w:t>
             </w:r>
           </w:p>
         </w:tc>
@@ -3288,7 +3334,19 @@
         <w:rPr>
           <w:rStyle w:val="StringTok"/>
         </w:rPr>
-        <w:t xml:space="preserve">'COMPOSE_PROJECT_NAME=dev%s\nAPP_PORT=30%s0\nAPI_PY_PORT=30%s1\nPG_PORT=516%s\n'</w:t>
+        <w:t xml:space="preserve">'COMPOSE_PROJECT_NAME=dev%s\nAPP_PORT=30%s0\nAPI_PY_PORT=30%s1\nBACKEND_PORT=30%s2\nPG_PORT=516%s\n'</w:t>
+      </w:r>
+      <w:r>
+        <w:rPr>
+          <w:rStyle w:val="NormalTok"/>
+        </w:rPr>
+        <w:t xml:space="preserve"> </w:t>
+      </w:r>
+      <w:r>
+        <w:rPr>
+          <w:rStyle w:val="VariableTok"/>
+        </w:rPr>
+        <w:t xml:space="preserve">$n</w:t>
       </w:r>
       <w:r>
         <w:rPr>
